--- a/My Files/BuiltPoints Readme.docx
+++ b/My Files/BuiltPoints Readme.docx
@@ -16,7 +16,6 @@
         </w:rPr>
         <w:t xml:space="preserve">Why </w:t>
       </w:r>
-      <w:proofErr w:type="spellStart"/>
       <w:r>
         <w:rPr>
           <w:b/>
@@ -24,7 +23,6 @@
         </w:rPr>
         <w:t>BuildPoints</w:t>
       </w:r>
-      <w:proofErr w:type="spellEnd"/>
       <w:r>
         <w:rPr>
           <w:b/>
@@ -35,36 +33,29 @@
     </w:p>
     <w:p/>
     <w:p>
-      <w:proofErr w:type="spellStart"/>
-      <w:r>
-        <w:t>BuildPoints</w:t>
-      </w:r>
-      <w:proofErr w:type="spellEnd"/>
-      <w:r>
-        <w:t xml:space="preserve"> is an alternative construction time </w:t>
+      <w:r>
+        <w:t xml:space="preserve">BuildPoints is an alternative construction time </w:t>
       </w:r>
       <w:r>
         <w:t>concept</w:t>
       </w:r>
       <w:r>
-        <w:t xml:space="preserve"> to </w:t>
-      </w:r>
-      <w:proofErr w:type="spellStart"/>
-      <w:r>
-        <w:t>Kerbal</w:t>
-      </w:r>
-      <w:proofErr w:type="spellEnd"/>
-      <w:r>
-        <w:t xml:space="preserve"> Construction Time.</w:t>
-      </w:r>
-      <w:r>
-        <w:t xml:space="preserve"> The goal is to provide a simpler setup, which integrates with stock systems, and doesn’t require as much micromanagement of your craft build queue, switching scenes, etc. </w:t>
-      </w:r>
-      <w:r>
-        <w:t>Y</w:t>
-      </w:r>
-      <w:r>
-        <w:t>ou can launch crafts directly from the VAB/SPH</w:t>
+        <w:t xml:space="preserve"> to Kerbal Construction Time.</w:t>
+      </w:r>
+      <w:r>
+        <w:t xml:space="preserve"> The goal is to provide a simpler setup, which integrates with stock systems, and doesn’t require as much micromanagement</w:t>
+      </w:r>
+      <w:r>
+        <w:t>/future planning.</w:t>
+      </w:r>
+      <w:r>
+        <w:t xml:space="preserve"> </w:t>
+      </w:r>
+      <w:r>
+        <w:t xml:space="preserve">You </w:t>
+      </w:r>
+      <w:r>
+        <w:t>can launch crafts directly from the VAB/SPH</w:t>
       </w:r>
       <w:r>
         <w:t xml:space="preserve"> and use the stock</w:t>
@@ -73,18 +64,25 @@
         <w:t xml:space="preserve"> revert to VAB</w:t>
       </w:r>
       <w:r>
-        <w:t>/SPH for when you forget solar panels without any penalty.</w:t>
-      </w:r>
-      <w:r>
-        <w:t xml:space="preserve"> The mod is more </w:t>
-      </w:r>
-      <w:proofErr w:type="gramStart"/>
-      <w:r>
-        <w:t>abstracted</w:t>
-      </w:r>
-      <w:proofErr w:type="gramEnd"/>
-      <w:r>
-        <w:t xml:space="preserve"> without specific times set aside for rollout, reconditioning, etc.</w:t>
+        <w:t>/SP</w:t>
+      </w:r>
+      <w:r>
+        <w:t>H</w:t>
+      </w:r>
+      <w:r>
+        <w:t>.</w:t>
+      </w:r>
+      <w:r>
+        <w:t xml:space="preserve"> </w:t>
+      </w:r>
+      <w:r>
+        <w:t xml:space="preserve">You can run your current mission without worrying about what’s waiting in the queue. </w:t>
+      </w:r>
+      <w:r>
+        <w:t xml:space="preserve">This is a good mod for you if you want to force time to pass between launches and are okay </w:t>
+      </w:r>
+      <w:r>
+        <w:t>with abstracting the details to get there for simpler gameplay.</w:t>
       </w:r>
     </w:p>
     <w:p/>
@@ -112,123 +110,38 @@
       </w:pPr>
     </w:p>
     <w:p>
-      <w:proofErr w:type="spellStart"/>
-      <w:r>
-        <w:t>BuildPoints</w:t>
-      </w:r>
-      <w:proofErr w:type="spellEnd"/>
-      <w:r>
-        <w:t xml:space="preserve"> works by adding an additional resource to the game called “</w:t>
-      </w:r>
-      <w:proofErr w:type="spellStart"/>
-      <w:r>
-        <w:t>BuildPoints</w:t>
-      </w:r>
-      <w:proofErr w:type="spellEnd"/>
-      <w:r>
-        <w:t xml:space="preserve">” which are needed to build any new craft. You passively accrue </w:t>
-      </w:r>
-      <w:proofErr w:type="spellStart"/>
-      <w:r>
-        <w:t>BuildPoints</w:t>
-      </w:r>
-      <w:proofErr w:type="spellEnd"/>
-      <w:r>
-        <w:t xml:space="preserve"> over time. </w:t>
-      </w:r>
-      <w:proofErr w:type="gramStart"/>
-      <w:r>
-        <w:t>As long as</w:t>
-      </w:r>
-      <w:proofErr w:type="gramEnd"/>
-      <w:r>
-        <w:t xml:space="preserve"> you have enough build points at the time of your launch, everything will behave </w:t>
-      </w:r>
-      <w:proofErr w:type="gramStart"/>
-      <w:r>
-        <w:t>exactly the same</w:t>
-      </w:r>
-      <w:proofErr w:type="gramEnd"/>
-      <w:r>
-        <w:t xml:space="preserve"> as stock with the </w:t>
-      </w:r>
-      <w:proofErr w:type="spellStart"/>
-      <w:r>
-        <w:t>BuildPoints</w:t>
-      </w:r>
-      <w:proofErr w:type="spellEnd"/>
-      <w:r>
-        <w:t xml:space="preserve"> costs deducted from your total.</w:t>
-      </w:r>
-      <w:r>
-        <w:t xml:space="preserve"> I view this as your manufacturing team is working on “something</w:t>
-      </w:r>
-      <w:proofErr w:type="gramStart"/>
-      <w:r>
-        <w:t>”</w:t>
-      </w:r>
-      <w:proofErr w:type="gramEnd"/>
-      <w:r>
-        <w:t xml:space="preserve"> but you don’t have to decide what that “something” </w:t>
-      </w:r>
-      <w:proofErr w:type="gramStart"/>
-      <w:r>
-        <w:t>actually is</w:t>
-      </w:r>
-      <w:proofErr w:type="gramEnd"/>
-      <w:r>
-        <w:t xml:space="preserve"> until you launch. </w:t>
-      </w:r>
-      <w:r>
-        <w:t xml:space="preserve">A bit less realistic, but more flexible to use since this is just a game after </w:t>
-      </w:r>
-      <w:proofErr w:type="gramStart"/>
-      <w:r>
-        <w:t xml:space="preserve">all </w:t>
-      </w:r>
-      <w:r>
-        <w:rPr>
-          <mc:AlternateContent>
-            <mc:Choice Requires="w16se"/>
-            <mc:Fallback>
-              <w:rFonts w:ascii="Segoe UI Emoji" w:eastAsia="Segoe UI Emoji" w:hAnsi="Segoe UI Emoji" w:cs="Segoe UI Emoji"/>
-            </mc:Fallback>
-          </mc:AlternateContent>
-        </w:rPr>
-        <mc:AlternateContent>
-          <mc:Choice Requires="w16se">
-            <w16se:symEx w16se:font="Segoe UI Emoji" w16se:char="1F60A"/>
-          </mc:Choice>
-          <mc:Fallback>
-            <w:t>😊</w:t>
-          </mc:Fallback>
-        </mc:AlternateContent>
-      </w:r>
-      <w:r>
-        <w:t>.</w:t>
-      </w:r>
-      <w:proofErr w:type="gramEnd"/>
+      <w:r>
+        <w:t>BuildPoints works by adding an additional resource to the game called “BuildPoints” which are needed to build any new craft. You passively accrue BuildPoints over time. As long as you have enough build points at the time of your launch, everything will behave exactly the same as stock with the BuildPoints costs deducted from your total.</w:t>
+      </w:r>
+      <w:r>
+        <w:t xml:space="preserve"> I view this as your manufacturing team is working on “something” but you don’t have to decide what that “something” actually is until you</w:t>
+      </w:r>
+      <w:r>
+        <w:t xml:space="preserve"> are ready to</w:t>
+      </w:r>
+      <w:r>
+        <w:t xml:space="preserve"> launch. </w:t>
+      </w:r>
+      <w:r>
+        <w:t xml:space="preserve">A bit less realistic, but more flexible to use. </w:t>
+      </w:r>
+      <w:r>
+        <w:t xml:space="preserve">If you do not have enough BuildPoints available, a pop-up will allow you to </w:t>
+      </w:r>
+      <w:r>
+        <w:t>automatically</w:t>
+      </w:r>
       <w:r>
         <w:t xml:space="preserve"> </w:t>
       </w:r>
       <w:r>
-        <w:t xml:space="preserve">If you do not have enough </w:t>
-      </w:r>
-      <w:proofErr w:type="spellStart"/>
-      <w:r>
-        <w:t>BuildPoints</w:t>
-      </w:r>
-      <w:proofErr w:type="spellEnd"/>
-      <w:r>
-        <w:t xml:space="preserve"> available, a pop-up will allow you to </w:t>
-      </w:r>
-      <w:proofErr w:type="gramStart"/>
-      <w:r>
-        <w:t>automatically time</w:t>
-      </w:r>
-      <w:proofErr w:type="gramEnd"/>
-      <w:r>
-        <w:t xml:space="preserve"> warp until you do.</w:t>
+        <w:t xml:space="preserve">time </w:t>
+      </w:r>
+      <w:r>
+        <w:t>warp until you do.</w:t>
+      </w:r>
+      <w:r>
+        <w:t xml:space="preserve"> The settings are fairly flexible for you to come up with the exact setup you prefer.</w:t>
       </w:r>
     </w:p>
     <w:p/>
@@ -256,13 +169,8 @@
       </w:pPr>
     </w:p>
     <w:p>
-      <w:proofErr w:type="spellStart"/>
-      <w:r>
-        <w:t>BuildPoints</w:t>
-      </w:r>
-      <w:proofErr w:type="spellEnd"/>
-      <w:r>
-        <w:t xml:space="preserve"> Icon: </w:t>
+      <w:r>
+        <w:t xml:space="preserve">BuildPoints Icon: </w:t>
       </w:r>
       <w:r>
         <w:rPr>

--- a/My Files/BuiltPoints Readme.docx
+++ b/My Files/BuiltPoints Readme.docx
@@ -76,13 +76,7 @@
         <w:t xml:space="preserve"> </w:t>
       </w:r>
       <w:r>
-        <w:t xml:space="preserve">You can run your current mission without worrying about what’s waiting in the queue. </w:t>
-      </w:r>
-      <w:r>
-        <w:t xml:space="preserve">This is a good mod for you if you want to force time to pass between launches and are okay </w:t>
-      </w:r>
-      <w:r>
-        <w:t>with abstracting the details to get there for simpler gameplay.</w:t>
+        <w:t>You can run your current mission without worrying about what’s waiting in the queue. This is a good mod for you if you want to force time to pass between launches and are okay with abstracting the details to get there for simpler gameplay.</w:t>
       </w:r>
     </w:p>
     <w:p/>
@@ -157,7 +151,7 @@
           <w:b/>
           <w:bCs/>
         </w:rPr>
-        <w:t>Settings Explained</w:t>
+        <w:t>Screenshots</w:t>
       </w:r>
     </w:p>
     <w:p>
@@ -170,55 +164,21 @@
     </w:p>
     <w:p>
       <w:r>
-        <w:t xml:space="preserve">BuildPoints Icon: </w:t>
-      </w:r>
-      <w:r>
-        <w:rPr>
-          <w:noProof/>
-        </w:rPr>
-        <w:drawing>
-          <wp:inline distT="0" distB="0" distL="0" distR="0" wp14:anchorId="773AE8E4" wp14:editId="2A1899E6">
-            <wp:extent cx="361950" cy="361950"/>
-            <wp:effectExtent l="0" t="0" r="0" b="0"/>
-            <wp:docPr id="1646851518" name="Picture 2"/>
-            <wp:cNvGraphicFramePr>
-              <a:graphicFrameLocks xmlns:a="http://schemas.openxmlformats.org/drawingml/2006/main" noChangeAspect="1"/>
-            </wp:cNvGraphicFramePr>
-            <a:graphic xmlns:a="http://schemas.openxmlformats.org/drawingml/2006/main">
-              <a:graphicData uri="http://schemas.openxmlformats.org/drawingml/2006/picture">
-                <pic:pic xmlns:pic="http://schemas.openxmlformats.org/drawingml/2006/picture">
-                  <pic:nvPicPr>
-                    <pic:cNvPr id="1646851518" name="Picture 1646851518"/>
-                    <pic:cNvPicPr/>
-                  </pic:nvPicPr>
-                  <pic:blipFill>
-                    <a:blip r:embed="rId4">
-                      <a:extLst>
-                        <a:ext uri="{28A0092B-C50C-407E-A947-70E740481C1C}">
-                          <a14:useLocalDpi xmlns:a14="http://schemas.microsoft.com/office/drawing/2010/main" val="0"/>
-                        </a:ext>
-                      </a:extLst>
-                    </a:blip>
-                    <a:stretch>
-                      <a:fillRect/>
-                    </a:stretch>
-                  </pic:blipFill>
-                  <pic:spPr>
-                    <a:xfrm>
-                      <a:off x="0" y="0"/>
-                      <a:ext cx="361950" cy="361950"/>
-                    </a:xfrm>
-                    <a:prstGeom prst="rect">
-                      <a:avLst/>
-                    </a:prstGeom>
-                  </pic:spPr>
-                </pic:pic>
-              </a:graphicData>
-            </a:graphic>
-          </wp:inline>
-        </w:drawing>
+        <w:t>BuildPoints</w:t>
+      </w:r>
+      <w:r>
+        <w:t xml:space="preserve"> Toolbar</w:t>
+      </w:r>
+      <w:r>
+        <w:t xml:space="preserve"> Icon:</w:t>
       </w:r>
     </w:p>
+    <w:p>
+      <w:r>
+        <w:t>![alt text](https://github.com/RoastPotato13/BuildPoints/blob/master/BuildPointsIcon.png "BP Icon")</w:t>
+      </w:r>
+    </w:p>
+    <w:p/>
     <w:p/>
     <w:p>
       <w:pPr>

--- a/My Files/BuiltPoints Readme.docx
+++ b/My Files/BuiltPoints Readme.docx
@@ -16,6 +16,7 @@
         </w:rPr>
         <w:t xml:space="preserve">Why </w:t>
       </w:r>
+      <w:proofErr w:type="spellStart"/>
       <w:r>
         <w:rPr>
           <w:b/>
@@ -23,6 +24,7 @@
         </w:rPr>
         <w:t>BuildPoints</w:t>
       </w:r>
+      <w:proofErr w:type="spellEnd"/>
       <w:r>
         <w:rPr>
           <w:b/>
@@ -33,14 +35,27 @@
     </w:p>
     <w:p/>
     <w:p>
-      <w:r>
-        <w:t xml:space="preserve">BuildPoints is an alternative construction time </w:t>
+      <w:proofErr w:type="spellStart"/>
+      <w:r>
+        <w:t>BuildPoints</w:t>
+      </w:r>
+      <w:proofErr w:type="spellEnd"/>
+      <w:r>
+        <w:t xml:space="preserve"> is an alternative construction time </w:t>
       </w:r>
       <w:r>
         <w:t>concept</w:t>
       </w:r>
       <w:r>
-        <w:t xml:space="preserve"> to Kerbal Construction Time.</w:t>
+        <w:t xml:space="preserve"> to </w:t>
+      </w:r>
+      <w:proofErr w:type="spellStart"/>
+      <w:r>
+        <w:t>Kerbal</w:t>
+      </w:r>
+      <w:proofErr w:type="spellEnd"/>
+      <w:r>
+        <w:t xml:space="preserve"> Construction Time.</w:t>
       </w:r>
       <w:r>
         <w:t xml:space="preserve"> The goal is to provide a simpler setup, which integrates with stock systems, and doesn’t require as much micromanagement</w:t>
@@ -76,7 +91,15 @@
         <w:t xml:space="preserve"> </w:t>
       </w:r>
       <w:r>
-        <w:t>You can run your current mission without worrying about what’s waiting in the queue. This is a good mod for you if you want to force time to pass between launches and are okay with abstracting the details to get there for simpler gameplay.</w:t>
+        <w:t xml:space="preserve">You can run your current mission without worrying about what’s waiting in the queue. This is a good </w:t>
+      </w:r>
+      <w:proofErr w:type="spellStart"/>
+      <w:r>
+        <w:t>mod</w:t>
+      </w:r>
+      <w:proofErr w:type="spellEnd"/>
+      <w:r>
+        <w:t xml:space="preserve"> for you if you want to force time to pass between launches and are okay with abstracting the details to get there for simpler gameplay.</w:t>
       </w:r>
     </w:p>
     <w:p/>
@@ -104,11 +127,72 @@
       </w:pPr>
     </w:p>
     <w:p>
-      <w:r>
-        <w:t>BuildPoints works by adding an additional resource to the game called “BuildPoints” which are needed to build any new craft. You passively accrue BuildPoints over time. As long as you have enough build points at the time of your launch, everything will behave exactly the same as stock with the BuildPoints costs deducted from your total.</w:t>
-      </w:r>
-      <w:r>
-        <w:t xml:space="preserve"> I view this as your manufacturing team is working on “something” but you don’t have to decide what that “something” actually is until you</w:t>
+      <w:proofErr w:type="spellStart"/>
+      <w:r>
+        <w:t>BuildPoints</w:t>
+      </w:r>
+      <w:proofErr w:type="spellEnd"/>
+      <w:r>
+        <w:t xml:space="preserve"> works by adding an additional resource to the game called “</w:t>
+      </w:r>
+      <w:proofErr w:type="spellStart"/>
+      <w:r>
+        <w:t>BuildPoints</w:t>
+      </w:r>
+      <w:proofErr w:type="spellEnd"/>
+      <w:r>
+        <w:t xml:space="preserve">” which are needed to build any new craft. You passively accrue </w:t>
+      </w:r>
+      <w:proofErr w:type="spellStart"/>
+      <w:r>
+        <w:t>BuildPoints</w:t>
+      </w:r>
+      <w:proofErr w:type="spellEnd"/>
+      <w:r>
+        <w:t xml:space="preserve"> over time. </w:t>
+      </w:r>
+      <w:proofErr w:type="gramStart"/>
+      <w:r>
+        <w:t>As long as</w:t>
+      </w:r>
+      <w:proofErr w:type="gramEnd"/>
+      <w:r>
+        <w:t xml:space="preserve"> you have enough build points at the time of your launch, everything will behave </w:t>
+      </w:r>
+      <w:proofErr w:type="gramStart"/>
+      <w:r>
+        <w:t>exactly the same</w:t>
+      </w:r>
+      <w:proofErr w:type="gramEnd"/>
+      <w:r>
+        <w:t xml:space="preserve"> as stock with the </w:t>
+      </w:r>
+      <w:proofErr w:type="spellStart"/>
+      <w:r>
+        <w:t>BuildPoints</w:t>
+      </w:r>
+      <w:proofErr w:type="spellEnd"/>
+      <w:r>
+        <w:t xml:space="preserve"> costs deducted from your total.</w:t>
+      </w:r>
+      <w:r>
+        <w:t xml:space="preserve"> I view this as your manufacturing team is working on “something</w:t>
+      </w:r>
+      <w:proofErr w:type="gramStart"/>
+      <w:r>
+        <w:t>”</w:t>
+      </w:r>
+      <w:proofErr w:type="gramEnd"/>
+      <w:r>
+        <w:t xml:space="preserve"> but you don’t have to decide what that “something” </w:t>
+      </w:r>
+      <w:proofErr w:type="gramStart"/>
+      <w:r>
+        <w:t>actually is</w:t>
+      </w:r>
+      <w:proofErr w:type="gramEnd"/>
+      <w:r>
+        <w:t xml:space="preserve"> until you</w:t>
       </w:r>
       <w:r>
         <w:t xml:space="preserve"> are ready to</w:t>
@@ -120,8 +204,17 @@
         <w:t xml:space="preserve">A bit less realistic, but more flexible to use. </w:t>
       </w:r>
       <w:r>
-        <w:t xml:space="preserve">If you do not have enough BuildPoints available, a pop-up will allow you to </w:t>
-      </w:r>
+        <w:t xml:space="preserve">If you do not have enough </w:t>
+      </w:r>
+      <w:proofErr w:type="spellStart"/>
+      <w:r>
+        <w:t>BuildPoints</w:t>
+      </w:r>
+      <w:proofErr w:type="spellEnd"/>
+      <w:r>
+        <w:t xml:space="preserve"> available, a pop-up will allow you to </w:t>
+      </w:r>
+      <w:proofErr w:type="gramStart"/>
       <w:r>
         <w:t>automatically</w:t>
       </w:r>
@@ -129,13 +222,25 @@
         <w:t xml:space="preserve"> </w:t>
       </w:r>
       <w:r>
-        <w:t xml:space="preserve">time </w:t>
+        <w:t>time</w:t>
+      </w:r>
+      <w:proofErr w:type="gramEnd"/>
+      <w:r>
+        <w:t xml:space="preserve"> </w:t>
       </w:r>
       <w:r>
         <w:t>warp until you do.</w:t>
       </w:r>
       <w:r>
-        <w:t xml:space="preserve"> The settings are fairly flexible for you to come up with the exact setup you prefer.</w:t>
+        <w:t xml:space="preserve"> The settings are </w:t>
+      </w:r>
+      <w:proofErr w:type="gramStart"/>
+      <w:r>
+        <w:t>fairly flexible</w:t>
+      </w:r>
+      <w:proofErr w:type="gramEnd"/>
+      <w:r>
+        <w:t xml:space="preserve"> for you to come up with the exact setup you prefer.</w:t>
       </w:r>
     </w:p>
     <w:p/>
@@ -163,21 +268,197 @@
       </w:pPr>
     </w:p>
     <w:p>
+      <w:proofErr w:type="spellStart"/>
       <w:r>
         <w:t>BuildPoints</w:t>
       </w:r>
-      <w:r>
-        <w:t xml:space="preserve"> Toolbar</w:t>
-      </w:r>
-      <w:r>
-        <w:t xml:space="preserve"> Icon:</w:t>
-      </w:r>
-    </w:p>
-    <w:p>
-      <w:r>
-        <w:t>![alt text](https://github.com/RoastPotato13/BuildPoints/blob/master/BuildPointsIcon.png "BP Icon")</w:t>
-      </w:r>
-    </w:p>
+      <w:proofErr w:type="spellEnd"/>
+      <w:r>
+        <w:t xml:space="preserve"> Toolbar Icon:</w:t>
+      </w:r>
+    </w:p>
+    <w:p>
+      <w:proofErr w:type="gramStart"/>
+      <w:r>
+        <w:t>![</w:t>
+      </w:r>
+      <w:proofErr w:type="gramEnd"/>
+      <w:r>
+        <w:t xml:space="preserve">alt </w:t>
+      </w:r>
+      <w:proofErr w:type="gramStart"/>
+      <w:r>
+        <w:t>text](</w:t>
+      </w:r>
+      <w:proofErr w:type="gramEnd"/>
+      <w:r>
+        <w:t>https://github.com/RoastPotato13/BuildPoints/blob/master/GameData/BuildPoints/BuildPointsIcon.png "BP Icon")</w:t>
+      </w:r>
+    </w:p>
+    <w:p/>
+    <w:p>
+      <w:r>
+        <w:t>Space Center Build Points Display: &lt;</w:t>
+      </w:r>
+      <w:proofErr w:type="spellStart"/>
+      <w:r>
+        <w:t>br</w:t>
+      </w:r>
+      <w:proofErr w:type="spellEnd"/>
+      <w:r>
+        <w:t>&gt;</w:t>
+      </w:r>
+    </w:p>
+    <w:p>
+      <w:proofErr w:type="gramStart"/>
+      <w:r>
+        <w:t>![</w:t>
+      </w:r>
+      <w:proofErr w:type="gramEnd"/>
+      <w:r>
+        <w:t xml:space="preserve">alt </w:t>
+      </w:r>
+      <w:proofErr w:type="gramStart"/>
+      <w:r>
+        <w:t>text](</w:t>
+      </w:r>
+      <w:proofErr w:type="gramEnd"/>
+      <w:r>
+        <w:t>https://github.com/RoastPotato13/BuildPoints/blob/master/My%20Files/SpaceCenter_BPDisplay.png "BP Display")</w:t>
+      </w:r>
+    </w:p>
+    <w:p/>
+    <w:p>
+      <w:r>
+        <w:t>Space Center Settings Tab: &lt;</w:t>
+      </w:r>
+      <w:proofErr w:type="spellStart"/>
+      <w:r>
+        <w:t>br</w:t>
+      </w:r>
+      <w:proofErr w:type="spellEnd"/>
+      <w:r>
+        <w:t>&gt;</w:t>
+      </w:r>
+    </w:p>
+    <w:p>
+      <w:proofErr w:type="gramStart"/>
+      <w:r>
+        <w:t>![</w:t>
+      </w:r>
+      <w:proofErr w:type="gramEnd"/>
+      <w:r>
+        <w:t xml:space="preserve">alt </w:t>
+      </w:r>
+      <w:proofErr w:type="gramStart"/>
+      <w:r>
+        <w:t>text](</w:t>
+      </w:r>
+      <w:proofErr w:type="gramEnd"/>
+      <w:r>
+        <w:t>https://github.com/RoastPotato13/BuildPoints/blob/master/My%20Files/SpaceCenter_Settings.png "Settings")</w:t>
+      </w:r>
+    </w:p>
+    <w:p/>
+    <w:p>
+      <w:r>
+        <w:t>Space Center Main Tab: &lt;</w:t>
+      </w:r>
+      <w:proofErr w:type="spellStart"/>
+      <w:r>
+        <w:t>br</w:t>
+      </w:r>
+      <w:proofErr w:type="spellEnd"/>
+      <w:r>
+        <w:t>&gt;</w:t>
+      </w:r>
+    </w:p>
+    <w:p>
+      <w:proofErr w:type="gramStart"/>
+      <w:r>
+        <w:t>![</w:t>
+      </w:r>
+      <w:proofErr w:type="gramEnd"/>
+      <w:r>
+        <w:t xml:space="preserve">alt </w:t>
+      </w:r>
+      <w:proofErr w:type="gramStart"/>
+      <w:r>
+        <w:t>text](</w:t>
+      </w:r>
+      <w:proofErr w:type="gramEnd"/>
+      <w:r>
+        <w:t>https://github.com/RoastPotato13/BuildPoints/blob/master/My%20Files/SpaceCenter_BuildPoint.png "Main Menu")</w:t>
+      </w:r>
+    </w:p>
+    <w:p/>
+    <w:p>
+      <w:r>
+        <w:t>VAB Calculator: &lt;</w:t>
+      </w:r>
+      <w:proofErr w:type="spellStart"/>
+      <w:r>
+        <w:t>br</w:t>
+      </w:r>
+      <w:proofErr w:type="spellEnd"/>
+      <w:r>
+        <w:t>&gt;</w:t>
+      </w:r>
+    </w:p>
+    <w:p>
+      <w:proofErr w:type="gramStart"/>
+      <w:r>
+        <w:t>![</w:t>
+      </w:r>
+      <w:proofErr w:type="gramEnd"/>
+      <w:r>
+        <w:t xml:space="preserve">alt </w:t>
+      </w:r>
+      <w:proofErr w:type="gramStart"/>
+      <w:r>
+        <w:t>text](</w:t>
+      </w:r>
+      <w:proofErr w:type="gramEnd"/>
+      <w:r>
+        <w:t>https://github.com/RoastPotato13/BuildPoints/blob/master/My%20Files/VAB.png "VAB Calculator")</w:t>
+      </w:r>
+    </w:p>
+    <w:p/>
+    <w:p>
+      <w:r>
+        <w:t>VAB Auto Warp Function &lt;</w:t>
+      </w:r>
+      <w:proofErr w:type="spellStart"/>
+      <w:r>
+        <w:t>br</w:t>
+      </w:r>
+      <w:proofErr w:type="spellEnd"/>
+      <w:r>
+        <w:t>&gt;</w:t>
+      </w:r>
+    </w:p>
+    <w:p>
+      <w:proofErr w:type="gramStart"/>
+      <w:r>
+        <w:lastRenderedPageBreak/>
+        <w:t>![</w:t>
+      </w:r>
+      <w:proofErr w:type="gramEnd"/>
+      <w:r>
+        <w:t xml:space="preserve">alt </w:t>
+      </w:r>
+      <w:proofErr w:type="gramStart"/>
+      <w:r>
+        <w:t>text](</w:t>
+      </w:r>
+      <w:proofErr w:type="gramEnd"/>
+      <w:r>
+        <w:t>https://github.com/RoastPotato13/BuildPoints/blob/master/My%20Files/VAB_AutoWarp.png "Auto Warp")</w:t>
+      </w:r>
+    </w:p>
+    <w:p/>
+    <w:p/>
+    <w:p/>
     <w:p/>
     <w:p/>
     <w:p>
@@ -1110,6 +1391,29 @@
       <w:spacing w:val="5"/>
     </w:rPr>
   </w:style>
+  <w:style w:type="character" w:styleId="Hyperlink">
+    <w:name w:val="Hyperlink"/>
+    <w:basedOn w:val="DefaultParagraphFont"/>
+    <w:uiPriority w:val="99"/>
+    <w:unhideWhenUsed/>
+    <w:rsid w:val="00C8223E"/>
+    <w:rPr>
+      <w:color w:val="467886" w:themeColor="hyperlink"/>
+      <w:u w:val="single"/>
+    </w:rPr>
+  </w:style>
+  <w:style w:type="character" w:styleId="UnresolvedMention">
+    <w:name w:val="Unresolved Mention"/>
+    <w:basedOn w:val="DefaultParagraphFont"/>
+    <w:uiPriority w:val="99"/>
+    <w:semiHidden/>
+    <w:unhideWhenUsed/>
+    <w:rsid w:val="00C8223E"/>
+    <w:rPr>
+      <w:color w:val="605E5C"/>
+      <w:shd w:val="clear" w:color="auto" w:fill="E1DFDD"/>
+    </w:rPr>
+  </w:style>
 </w:styles>
 </file>
 

--- a/My Files/BuiltPoints Readme.docx
+++ b/My Files/BuiltPoints Readme.docx
@@ -16,7 +16,6 @@
         </w:rPr>
         <w:t xml:space="preserve">Why </w:t>
       </w:r>
-      <w:proofErr w:type="spellStart"/>
       <w:r>
         <w:rPr>
           <w:b/>
@@ -24,7 +23,6 @@
         </w:rPr>
         <w:t>BuildPoints</w:t>
       </w:r>
-      <w:proofErr w:type="spellEnd"/>
       <w:r>
         <w:rPr>
           <w:b/>
@@ -35,27 +33,14 @@
     </w:p>
     <w:p/>
     <w:p>
-      <w:proofErr w:type="spellStart"/>
-      <w:r>
-        <w:t>BuildPoints</w:t>
-      </w:r>
-      <w:proofErr w:type="spellEnd"/>
-      <w:r>
-        <w:t xml:space="preserve"> is an alternative construction time </w:t>
+      <w:r>
+        <w:t xml:space="preserve">BuildPoints is an alternative construction time </w:t>
       </w:r>
       <w:r>
         <w:t>concept</w:t>
       </w:r>
       <w:r>
-        <w:t xml:space="preserve"> to </w:t>
-      </w:r>
-      <w:proofErr w:type="spellStart"/>
-      <w:r>
-        <w:t>Kerbal</w:t>
-      </w:r>
-      <w:proofErr w:type="spellEnd"/>
-      <w:r>
-        <w:t xml:space="preserve"> Construction Time.</w:t>
+        <w:t xml:space="preserve"> to Kerbal Construction Time.</w:t>
       </w:r>
       <w:r>
         <w:t xml:space="preserve"> The goal is to provide a simpler setup, which integrates with stock systems, and doesn’t require as much micromanagement</w:t>
@@ -91,15 +76,7 @@
         <w:t xml:space="preserve"> </w:t>
       </w:r>
       <w:r>
-        <w:t xml:space="preserve">You can run your current mission without worrying about what’s waiting in the queue. This is a good </w:t>
-      </w:r>
-      <w:proofErr w:type="spellStart"/>
-      <w:r>
-        <w:t>mod</w:t>
-      </w:r>
-      <w:proofErr w:type="spellEnd"/>
-      <w:r>
-        <w:t xml:space="preserve"> for you if you want to force time to pass between launches and are okay with abstracting the details to get there for simpler gameplay.</w:t>
+        <w:t>You can run your current mission without worrying about what’s waiting in the queue. This is a good mod for you if you want to force time to pass between launches and are okay with abstracting the details to get there for simpler gameplay.</w:t>
       </w:r>
     </w:p>
     <w:p/>
@@ -127,72 +104,11 @@
       </w:pPr>
     </w:p>
     <w:p>
-      <w:proofErr w:type="spellStart"/>
-      <w:r>
-        <w:t>BuildPoints</w:t>
-      </w:r>
-      <w:proofErr w:type="spellEnd"/>
-      <w:r>
-        <w:t xml:space="preserve"> works by adding an additional resource to the game called “</w:t>
-      </w:r>
-      <w:proofErr w:type="spellStart"/>
-      <w:r>
-        <w:t>BuildPoints</w:t>
-      </w:r>
-      <w:proofErr w:type="spellEnd"/>
-      <w:r>
-        <w:t xml:space="preserve">” which are needed to build any new craft. You passively accrue </w:t>
-      </w:r>
-      <w:proofErr w:type="spellStart"/>
-      <w:r>
-        <w:t>BuildPoints</w:t>
-      </w:r>
-      <w:proofErr w:type="spellEnd"/>
-      <w:r>
-        <w:t xml:space="preserve"> over time. </w:t>
-      </w:r>
-      <w:proofErr w:type="gramStart"/>
-      <w:r>
-        <w:t>As long as</w:t>
-      </w:r>
-      <w:proofErr w:type="gramEnd"/>
-      <w:r>
-        <w:t xml:space="preserve"> you have enough build points at the time of your launch, everything will behave </w:t>
-      </w:r>
-      <w:proofErr w:type="gramStart"/>
-      <w:r>
-        <w:t>exactly the same</w:t>
-      </w:r>
-      <w:proofErr w:type="gramEnd"/>
-      <w:r>
-        <w:t xml:space="preserve"> as stock with the </w:t>
-      </w:r>
-      <w:proofErr w:type="spellStart"/>
-      <w:r>
-        <w:t>BuildPoints</w:t>
-      </w:r>
-      <w:proofErr w:type="spellEnd"/>
-      <w:r>
-        <w:t xml:space="preserve"> costs deducted from your total.</w:t>
-      </w:r>
-      <w:r>
-        <w:t xml:space="preserve"> I view this as your manufacturing team is working on “something</w:t>
-      </w:r>
-      <w:proofErr w:type="gramStart"/>
-      <w:r>
-        <w:t>”</w:t>
-      </w:r>
-      <w:proofErr w:type="gramEnd"/>
-      <w:r>
-        <w:t xml:space="preserve"> but you don’t have to decide what that “something” </w:t>
-      </w:r>
-      <w:proofErr w:type="gramStart"/>
-      <w:r>
-        <w:t>actually is</w:t>
-      </w:r>
-      <w:proofErr w:type="gramEnd"/>
-      <w:r>
-        <w:t xml:space="preserve"> until you</w:t>
+      <w:r>
+        <w:t>BuildPoints works by adding an additional resource to the game called “BuildPoints” which are needed to build any new craft. You passively accrue BuildPoints over time. As long as you have enough build points at the time of your launch, everything will behave exactly the same as stock with the BuildPoints costs deducted from your total.</w:t>
+      </w:r>
+      <w:r>
+        <w:t xml:space="preserve"> I view this as your manufacturing team is working on “something” but you don’t have to decide what that “something” actually is until you</w:t>
       </w:r>
       <w:r>
         <w:t xml:space="preserve"> are ready to</w:t>
@@ -204,17 +120,8 @@
         <w:t xml:space="preserve">A bit less realistic, but more flexible to use. </w:t>
       </w:r>
       <w:r>
-        <w:t xml:space="preserve">If you do not have enough </w:t>
-      </w:r>
-      <w:proofErr w:type="spellStart"/>
-      <w:r>
-        <w:t>BuildPoints</w:t>
-      </w:r>
-      <w:proofErr w:type="spellEnd"/>
-      <w:r>
-        <w:t xml:space="preserve"> available, a pop-up will allow you to </w:t>
-      </w:r>
-      <w:proofErr w:type="gramStart"/>
+        <w:t xml:space="preserve">If you do not have enough BuildPoints available, a pop-up will allow you to </w:t>
+      </w:r>
       <w:r>
         <w:t>automatically</w:t>
       </w:r>
@@ -222,25 +129,13 @@
         <w:t xml:space="preserve"> </w:t>
       </w:r>
       <w:r>
-        <w:t>time</w:t>
-      </w:r>
-      <w:proofErr w:type="gramEnd"/>
-      <w:r>
-        <w:t xml:space="preserve"> </w:t>
+        <w:t xml:space="preserve">time </w:t>
       </w:r>
       <w:r>
         <w:t>warp until you do.</w:t>
       </w:r>
       <w:r>
-        <w:t xml:space="preserve"> The settings are </w:t>
-      </w:r>
-      <w:proofErr w:type="gramStart"/>
-      <w:r>
-        <w:t>fairly flexible</w:t>
-      </w:r>
-      <w:proofErr w:type="gramEnd"/>
-      <w:r>
-        <w:t xml:space="preserve"> for you to come up with the exact setup you prefer.</w:t>
+        <w:t xml:space="preserve"> The settings are fairly flexible for you to come up with the exact setup you prefer.</w:t>
       </w:r>
     </w:p>
     <w:p/>
@@ -268,196 +163,122 @@
       </w:pPr>
     </w:p>
     <w:p>
-      <w:proofErr w:type="spellStart"/>
-      <w:r>
-        <w:t>BuildPoints</w:t>
-      </w:r>
-      <w:proofErr w:type="spellEnd"/>
-      <w:r>
-        <w:t xml:space="preserve"> Toolbar Icon:</w:t>
-      </w:r>
-    </w:p>
-    <w:p>
-      <w:proofErr w:type="gramStart"/>
-      <w:r>
-        <w:t>![</w:t>
-      </w:r>
-      <w:proofErr w:type="gramEnd"/>
-      <w:r>
-        <w:t xml:space="preserve">alt </w:t>
-      </w:r>
-      <w:proofErr w:type="gramStart"/>
-      <w:r>
-        <w:t>text](</w:t>
-      </w:r>
-      <w:proofErr w:type="gramEnd"/>
-      <w:r>
-        <w:t>https://github.com/RoastPotato13/BuildPoints/blob/master/GameData/BuildPoints/BuildPointsIcon.png "BP Icon")</w:t>
+      <w:r>
+        <w:t>BuildPoints Toolbar Icon:</w:t>
+      </w:r>
+    </w:p>
+    <w:p>
+      <w:r>
+        <w:t>![alt text](https://github.com/RoastPotato13/BuildPoints/blob/master/GameData/BuildPoints/BuildPointsIcon.png "BP Icon")</w:t>
       </w:r>
     </w:p>
     <w:p/>
     <w:p>
       <w:r>
-        <w:t>Space Center Build Points Display: &lt;</w:t>
-      </w:r>
-      <w:proofErr w:type="spellStart"/>
-      <w:r>
-        <w:t>br</w:t>
-      </w:r>
-      <w:proofErr w:type="spellEnd"/>
-      <w:r>
-        <w:t>&gt;</w:t>
-      </w:r>
-    </w:p>
-    <w:p>
-      <w:proofErr w:type="gramStart"/>
-      <w:r>
-        <w:t>![</w:t>
-      </w:r>
-      <w:proofErr w:type="gramEnd"/>
-      <w:r>
-        <w:t xml:space="preserve">alt </w:t>
-      </w:r>
-      <w:proofErr w:type="gramStart"/>
-      <w:r>
-        <w:t>text](</w:t>
-      </w:r>
-      <w:proofErr w:type="gramEnd"/>
-      <w:r>
-        <w:t>https://github.com/RoastPotato13/BuildPoints/blob/master/My%20Files/SpaceCenter_BPDisplay.png "BP Display")</w:t>
+        <w:t>Space Center Build Points Display: &lt;br&gt;</w:t>
+      </w:r>
+    </w:p>
+    <w:p>
+      <w:r>
+        <w:t>![alt text](https://github.com/RoastPotato13/BuildPoints/blob/master/My%20Files/SpaceCenter_BPDisplay.png "BP Display")</w:t>
       </w:r>
     </w:p>
     <w:p/>
     <w:p>
       <w:r>
-        <w:t>Space Center Settings Tab: &lt;</w:t>
-      </w:r>
-      <w:proofErr w:type="spellStart"/>
-      <w:r>
-        <w:t>br</w:t>
-      </w:r>
-      <w:proofErr w:type="spellEnd"/>
-      <w:r>
-        <w:t>&gt;</w:t>
-      </w:r>
-    </w:p>
-    <w:p>
-      <w:proofErr w:type="gramStart"/>
-      <w:r>
-        <w:t>![</w:t>
-      </w:r>
-      <w:proofErr w:type="gramEnd"/>
-      <w:r>
-        <w:t xml:space="preserve">alt </w:t>
-      </w:r>
-      <w:proofErr w:type="gramStart"/>
-      <w:r>
-        <w:t>text](</w:t>
-      </w:r>
-      <w:proofErr w:type="gramEnd"/>
-      <w:r>
-        <w:t>https://github.com/RoastPotato13/BuildPoints/blob/master/My%20Files/SpaceCenter_Settings.png "Settings")</w:t>
+        <w:t>Space Center Settings Tab: &lt;br&gt;</w:t>
+      </w:r>
+    </w:p>
+    <w:p>
+      <w:r>
+        <w:t>![alt text](https://github.com/RoastPotato13/BuildPoints/blob/master/My%20Files/SpaceCenter_Settings.png "Settings")</w:t>
       </w:r>
     </w:p>
     <w:p/>
     <w:p>
       <w:r>
-        <w:t>Space Center Main Tab: &lt;</w:t>
-      </w:r>
-      <w:proofErr w:type="spellStart"/>
-      <w:r>
-        <w:t>br</w:t>
-      </w:r>
-      <w:proofErr w:type="spellEnd"/>
-      <w:r>
-        <w:t>&gt;</w:t>
-      </w:r>
-    </w:p>
-    <w:p>
-      <w:proofErr w:type="gramStart"/>
-      <w:r>
-        <w:t>![</w:t>
-      </w:r>
-      <w:proofErr w:type="gramEnd"/>
-      <w:r>
-        <w:t xml:space="preserve">alt </w:t>
-      </w:r>
-      <w:proofErr w:type="gramStart"/>
-      <w:r>
-        <w:t>text](</w:t>
-      </w:r>
-      <w:proofErr w:type="gramEnd"/>
-      <w:r>
-        <w:t>https://github.com/RoastPotato13/BuildPoints/blob/master/My%20Files/SpaceCenter_BuildPoint.png "Main Menu")</w:t>
+        <w:t>Space Center Main Tab: &lt;br&gt;</w:t>
+      </w:r>
+    </w:p>
+    <w:p>
+      <w:r>
+        <w:t>![alt text](https://github.com/RoastPotato13/BuildPoints/blob/master/My%20Files/SpaceCenter_BuildPoint.png "Main Menu")</w:t>
       </w:r>
     </w:p>
     <w:p/>
     <w:p>
       <w:r>
-        <w:t>VAB Calculator: &lt;</w:t>
-      </w:r>
-      <w:proofErr w:type="spellStart"/>
-      <w:r>
-        <w:t>br</w:t>
-      </w:r>
-      <w:proofErr w:type="spellEnd"/>
-      <w:r>
-        <w:t>&gt;</w:t>
-      </w:r>
-    </w:p>
-    <w:p>
-      <w:proofErr w:type="gramStart"/>
-      <w:r>
-        <w:t>![</w:t>
-      </w:r>
-      <w:proofErr w:type="gramEnd"/>
-      <w:r>
-        <w:t xml:space="preserve">alt </w:t>
-      </w:r>
-      <w:proofErr w:type="gramStart"/>
-      <w:r>
-        <w:t>text](</w:t>
-      </w:r>
-      <w:proofErr w:type="gramEnd"/>
-      <w:r>
-        <w:t>https://github.com/RoastPotato13/BuildPoints/blob/master/My%20Files/VAB.png "VAB Calculator")</w:t>
+        <w:t>VAB Calculator: &lt;br&gt;</w:t>
+      </w:r>
+    </w:p>
+    <w:p>
+      <w:r>
+        <w:t>![alt text](https://github.com/RoastPotato13/BuildPoints/blob/master/My%20Files/VAB.png "VAB Calculator")</w:t>
       </w:r>
     </w:p>
     <w:p/>
     <w:p>
       <w:r>
-        <w:t>VAB Auto Warp Function &lt;</w:t>
-      </w:r>
-      <w:proofErr w:type="spellStart"/>
-      <w:r>
-        <w:t>br</w:t>
-      </w:r>
-      <w:proofErr w:type="spellEnd"/>
-      <w:r>
-        <w:t>&gt;</w:t>
-      </w:r>
-    </w:p>
-    <w:p>
-      <w:proofErr w:type="gramStart"/>
+        <w:t>VAB Auto Warp Function &lt;br&gt;</w:t>
+      </w:r>
+    </w:p>
+    <w:p>
       <w:r>
         <w:lastRenderedPageBreak/>
-        <w:t>![</w:t>
-      </w:r>
-      <w:proofErr w:type="gramEnd"/>
-      <w:r>
-        <w:t xml:space="preserve">alt </w:t>
-      </w:r>
-      <w:proofErr w:type="gramStart"/>
-      <w:r>
-        <w:t>text](</w:t>
-      </w:r>
-      <w:proofErr w:type="gramEnd"/>
-      <w:r>
-        <w:t>https://github.com/RoastPotato13/BuildPoints/blob/master/My%20Files/VAB_AutoWarp.png "Auto Warp")</w:t>
+        <w:t>![alt text](https://github.com/RoastPotato13/BuildPoints/blob/master/My%20Files/VAB_AutoWarp.png "Auto Warp")</w:t>
       </w:r>
     </w:p>
     <w:p/>
-    <w:p/>
+    <w:p>
+      <w:pPr>
+        <w:rPr>
+          <w:b/>
+          <w:bCs/>
+        </w:rPr>
+      </w:pPr>
+      <w:r>
+        <w:rPr>
+          <w:b/>
+          <w:bCs/>
+        </w:rPr>
+        <w:t>Additional Settings Info</w:t>
+      </w:r>
+    </w:p>
+    <w:p>
+      <w:pPr>
+        <w:rPr>
+          <w:b/>
+          <w:bCs/>
+        </w:rPr>
+      </w:pPr>
+    </w:p>
+    <w:p>
+      <w:pPr>
+        <w:pStyle w:val="ListParagraph"/>
+        <w:numPr>
+          <w:ilvl w:val="0"/>
+          <w:numId w:val="1"/>
+        </w:numPr>
+      </w:pPr>
+      <w:r>
+        <w:t>There is a “StartingPoints” setting only editable in the GlobalSettings.cfg if you want to start with BuildPoints (The default is 0)</w:t>
+      </w:r>
+      <w:r>
+        <w:t>.</w:t>
+      </w:r>
+    </w:p>
+    <w:p>
+      <w:pPr>
+        <w:pStyle w:val="ListParagraph"/>
+        <w:numPr>
+          <w:ilvl w:val="0"/>
+          <w:numId w:val="1"/>
+        </w:numPr>
+      </w:pPr>
+      <w:r>
+        <w:t>The default time warp method (unchecked) exits the VAB/SPH and time warps in the Space Center until there are enough BuildPoints to build the craft. This is the safest option. Checking the “instant time-skip” time warp method instead overwrites the current time in the persistent save file and accrues the corresponding BuildPoints before immediately launching. I’m not entirely sure if this won’t cause issues in stock, but my understanding is it should work unless you have mods which are tracking resources in the background. The benefit being you don’t have to deal with 2 extra scene switches and waiting for the time warp.</w:t>
+      </w:r>
+    </w:p>
     <w:p/>
     <w:p/>
     <w:p/>
@@ -477,6 +298,127 @@
     </w:sectPr>
   </w:body>
 </w:document>
+</file>
+
+<file path=word/numbering.xml><?xml version="1.0" encoding="utf-8"?>
+<w:numbering xmlns:wpc="http://schemas.microsoft.com/office/word/2010/wordprocessingCanvas" xmlns:cx="http://schemas.microsoft.com/office/drawing/2014/chartex" xmlns:cx1="http://schemas.microsoft.com/office/drawing/2015/9/8/chartex" xmlns:cx2="http://schemas.microsoft.com/office/drawing/2015/10/21/chartex" xmlns:cx3="http://schemas.microsoft.com/office/drawing/2016/5/9/chartex" xmlns:cx4="http://schemas.microsoft.com/office/drawing/2016/5/10/chartex" xmlns:cx5="http://schemas.microsoft.com/office/drawing/2016/5/11/chartex" xmlns:cx6="http://schemas.microsoft.com/office/drawing/2016/5/12/chartex" xmlns:cx7="http://schemas.microsoft.com/office/drawing/2016/5/13/chartex" xmlns:cx8="http://schemas.microsoft.com/office/drawing/2016/5/14/chartex" xmlns:mc="http://schemas.openxmlformats.org/markup-compatibility/2006" xmlns:aink="http://schemas.microsoft.com/office/drawing/2016/ink" xmlns:am3d="http://schemas.microsoft.com/office/drawing/2017/model3d" xmlns:o="urn:schemas-microsoft-com:office:office" xmlns:oel="http://schemas.microsoft.com/office/2019/extlst" xmlns:r="http://schemas.openxmlformats.org/officeDocument/2006/relationships" xmlns:m="http://schemas.openxmlformats.org/officeDocument/2006/math" xmlns:v="urn:schemas-microsoft-com:vml" xmlns:wp14="http://schemas.microsoft.com/office/word/2010/wordprocessingDrawing" xmlns:wp="http://schemas.openxmlformats.org/drawingml/2006/wordprocessingDrawing" xmlns:w10="urn:schemas-microsoft-com:office:word" xmlns:w="http://schemas.openxmlformats.org/wordprocessingml/2006/main" xmlns:w14="http://schemas.microsoft.com/office/word/2010/wordml" xmlns:w15="http://schemas.microsoft.com/office/word/2012/wordml" xmlns:w16cex="http://schemas.microsoft.com/office/word/2018/wordml/cex" xmlns:w16cid="http://schemas.microsoft.com/office/word/2016/wordml/cid" xmlns:w16="http://schemas.microsoft.com/office/word/2018/wordml" xmlns:w16du="http://schemas.microsoft.com/office/word/2023/wordml/word16du" xmlns:w16sdtdh="http://schemas.microsoft.com/office/word/2020/wordml/sdtdatahash" xmlns:w16sdtfl="http://schemas.microsoft.com/office/word/2024/wordml/sdtformatlock" xmlns:w16se="http://schemas.microsoft.com/office/word/2015/wordml/symex" xmlns:wpg="http://schemas.microsoft.com/office/word/2010/wordprocessingGroup" xmlns:wpi="http://schemas.microsoft.com/office/word/2010/wordprocessingInk" xmlns:wne="http://schemas.microsoft.com/office/word/2006/wordml" xmlns:wps="http://schemas.microsoft.com/office/word/2010/wordprocessingShape" mc:Ignorable="w14 w15 w16se w16cid w16 w16cex w16sdtdh w16sdtfl w16du wp14">
+  <w:abstractNum w:abstractNumId="0" w15:restartNumberingAfterBreak="0">
+    <w:nsid w:val="368674DC"/>
+    <w:multiLevelType w:val="hybridMultilevel"/>
+    <w:tmpl w:val="FE6060E8"/>
+    <w:lvl w:ilvl="0" w:tplc="04090001">
+      <w:start w:val="1"/>
+      <w:numFmt w:val="bullet"/>
+      <w:lvlText w:val=""/>
+      <w:lvlJc w:val="left"/>
+      <w:pPr>
+        <w:ind w:left="720" w:hanging="360"/>
+      </w:pPr>
+      <w:rPr>
+        <w:rFonts w:ascii="Symbol" w:hAnsi="Symbol" w:hint="default"/>
+      </w:rPr>
+    </w:lvl>
+    <w:lvl w:ilvl="1" w:tplc="04090003" w:tentative="1">
+      <w:start w:val="1"/>
+      <w:numFmt w:val="bullet"/>
+      <w:lvlText w:val="o"/>
+      <w:lvlJc w:val="left"/>
+      <w:pPr>
+        <w:ind w:left="1440" w:hanging="360"/>
+      </w:pPr>
+      <w:rPr>
+        <w:rFonts w:ascii="Courier New" w:hAnsi="Courier New" w:cs="Courier New" w:hint="default"/>
+      </w:rPr>
+    </w:lvl>
+    <w:lvl w:ilvl="2" w:tplc="04090005" w:tentative="1">
+      <w:start w:val="1"/>
+      <w:numFmt w:val="bullet"/>
+      <w:lvlText w:val=""/>
+      <w:lvlJc w:val="left"/>
+      <w:pPr>
+        <w:ind w:left="2160" w:hanging="360"/>
+      </w:pPr>
+      <w:rPr>
+        <w:rFonts w:ascii="Wingdings" w:hAnsi="Wingdings" w:hint="default"/>
+      </w:rPr>
+    </w:lvl>
+    <w:lvl w:ilvl="3" w:tplc="04090001" w:tentative="1">
+      <w:start w:val="1"/>
+      <w:numFmt w:val="bullet"/>
+      <w:lvlText w:val=""/>
+      <w:lvlJc w:val="left"/>
+      <w:pPr>
+        <w:ind w:left="2880" w:hanging="360"/>
+      </w:pPr>
+      <w:rPr>
+        <w:rFonts w:ascii="Symbol" w:hAnsi="Symbol" w:hint="default"/>
+      </w:rPr>
+    </w:lvl>
+    <w:lvl w:ilvl="4" w:tplc="04090003" w:tentative="1">
+      <w:start w:val="1"/>
+      <w:numFmt w:val="bullet"/>
+      <w:lvlText w:val="o"/>
+      <w:lvlJc w:val="left"/>
+      <w:pPr>
+        <w:ind w:left="3600" w:hanging="360"/>
+      </w:pPr>
+      <w:rPr>
+        <w:rFonts w:ascii="Courier New" w:hAnsi="Courier New" w:cs="Courier New" w:hint="default"/>
+      </w:rPr>
+    </w:lvl>
+    <w:lvl w:ilvl="5" w:tplc="04090005" w:tentative="1">
+      <w:start w:val="1"/>
+      <w:numFmt w:val="bullet"/>
+      <w:lvlText w:val=""/>
+      <w:lvlJc w:val="left"/>
+      <w:pPr>
+        <w:ind w:left="4320" w:hanging="360"/>
+      </w:pPr>
+      <w:rPr>
+        <w:rFonts w:ascii="Wingdings" w:hAnsi="Wingdings" w:hint="default"/>
+      </w:rPr>
+    </w:lvl>
+    <w:lvl w:ilvl="6" w:tplc="04090001" w:tentative="1">
+      <w:start w:val="1"/>
+      <w:numFmt w:val="bullet"/>
+      <w:lvlText w:val=""/>
+      <w:lvlJc w:val="left"/>
+      <w:pPr>
+        <w:ind w:left="5040" w:hanging="360"/>
+      </w:pPr>
+      <w:rPr>
+        <w:rFonts w:ascii="Symbol" w:hAnsi="Symbol" w:hint="default"/>
+      </w:rPr>
+    </w:lvl>
+    <w:lvl w:ilvl="7" w:tplc="04090003" w:tentative="1">
+      <w:start w:val="1"/>
+      <w:numFmt w:val="bullet"/>
+      <w:lvlText w:val="o"/>
+      <w:lvlJc w:val="left"/>
+      <w:pPr>
+        <w:ind w:left="5760" w:hanging="360"/>
+      </w:pPr>
+      <w:rPr>
+        <w:rFonts w:ascii="Courier New" w:hAnsi="Courier New" w:cs="Courier New" w:hint="default"/>
+      </w:rPr>
+    </w:lvl>
+    <w:lvl w:ilvl="8" w:tplc="04090005" w:tentative="1">
+      <w:start w:val="1"/>
+      <w:numFmt w:val="bullet"/>
+      <w:lvlText w:val=""/>
+      <w:lvlJc w:val="left"/>
+      <w:pPr>
+        <w:ind w:left="6480" w:hanging="360"/>
+      </w:pPr>
+      <w:rPr>
+        <w:rFonts w:ascii="Wingdings" w:hAnsi="Wingdings" w:hint="default"/>
+      </w:rPr>
+    </w:lvl>
+  </w:abstractNum>
+  <w:num w:numId="1" w16cid:durableId="2034451981">
+    <w:abstractNumId w:val="0"/>
+  </w:num>
+</w:numbering>
 </file>
 
 <file path=word/styles.xml><?xml version="1.0" encoding="utf-8"?>

--- a/My Files/BuiltPoints Readme.docx
+++ b/My Files/BuiltPoints Readme.docx
@@ -281,6 +281,37 @@
     </w:p>
     <w:p/>
     <w:p/>
+    <w:p>
+      <w:pPr>
+        <w:rPr>
+          <w:b/>
+          <w:bCs/>
+        </w:rPr>
+      </w:pPr>
+      <w:r>
+        <w:rPr>
+          <w:b/>
+          <w:bCs/>
+        </w:rPr>
+        <w:t>Notes</w:t>
+      </w:r>
+    </w:p>
+    <w:p/>
+    <w:p>
+      <w:r>
+        <w:t>-This release should be stable to play. I am going to be testing for edge cases and to refine the settings I use. Feel free to leave feedback/issues you run into!</w:t>
+      </w:r>
+    </w:p>
+    <w:p>
+      <w:r>
+        <w:t>-This is my first mod, so hopefully there aren’t too many kinks.</w:t>
+      </w:r>
+    </w:p>
+    <w:p>
+      <w:r>
+        <w:t>-I did use Claude to help write the code.</w:t>
+      </w:r>
+    </w:p>
     <w:p/>
     <w:p>
       <w:pPr>
